--- a/docs/docx/MANUSCRIPT_DRAFT.docx
+++ b/docs/docx/MANUSCRIPT_DRAFT.docx
@@ -66,6 +66,24 @@
     <w:p>
       <w:r>
         <w:t>This study evaluates that question within a repaired implementation derived from the supplied research notebook. The work includes a conservative similarity audit, explicit role boundaries, same-family ablations, repeated training seeds and a reserved-cohort evaluation. It reports a negative finding: the quality-conditioned variant did not improve the declared reserved endpoints over its no-quality control. The contribution is the bounded empirical evaluation and its auditable evidence, rather than a claim of architectural novelty or superiority over current published methods.</w:t>
+      </w:r>
+    </w:p>
+    <w:p>
+      <w:pPr>
+        <w:pStyle w:val="Heading3"/>
+      </w:pPr>
+      <w:r>
+        <w:t>1.1 Research questions and contributions</w:t>
+      </w:r>
+    </w:p>
+    <w:p>
+      <w:r>
+        <w:t>The completed evidence addresses five questions: (RQ1) do the quality descriptors improve segmentation beyond pooled-feature and modality-identity gating; (RQ2) do learned feature moments improve over simpler fusion at similar capacity; (RQ3) does complete-input EMA consistency improve subset robustness; (RQ4) what failures remain across all modality combinations and empty-reference lesions; and (RQ5) how does the conclusion change when restricting historical exposure? This question wording organizes the completed report retrospectively; the dated experimental plan and frozen protocols define which comparisons were specified before their outcomes.</w:t>
+      </w:r>
+    </w:p>
+    <w:p>
+      <w:r>
+        <w:t>The study contributes an audited grouped benchmark and corrected implementation, same-family controls across three seeds, a reserved evaluation retaining a negative quality-conditioning result, and complete subset/failure and historical-sensitivity reporting. Its reproducibility package includes exact Kaggle versions, source/configuration hashes, 20 result visualizations with plotted data, and source-verified architecture diagrams. These are empirical and reproducibility contributions. Modality statistics and dynamic gates have substantial prior art, and the tested component combination has not established a first-of-its-kind or state-of-the-art claim.</w:t>
       </w:r>
     </w:p>
     <w:p>
@@ -481,9 +499,78 @@
     </w:p>
     <w:p>
       <w:r>
+        <w:drawing>
+          <wp:inline xmlns:a="http://schemas.openxmlformats.org/drawingml/2006/main" xmlns:pic="http://schemas.openxmlformats.org/drawingml/2006/picture">
+            <wp:extent cx="6080760" cy="4628134"/>
+            <wp:docPr id="2" name="Picture 2"/>
+            <wp:cNvGraphicFramePr>
+              <a:graphicFrameLocks noChangeAspect="1"/>
+            </wp:cNvGraphicFramePr>
+            <a:graphic>
+              <a:graphicData uri="http://schemas.openxmlformats.org/drawingml/2006/picture">
+                <pic:pic>
+                  <pic:nvPicPr>
+                    <pic:cNvPr id="0" name="qmmf_architecture.png"/>
+                    <pic:cNvPicPr/>
+                  </pic:nvPicPr>
+                  <pic:blipFill>
+                    <a:blip r:embed="rId16"/>
+                    <a:stretch>
+                      <a:fillRect/>
+                    </a:stretch>
+                  </pic:blipFill>
+                  <pic:spPr>
+                    <a:xfrm>
+                      <a:off x="0" y="0"/>
+                      <a:ext cx="6080760" cy="4628134"/>
+                    </a:xfrm>
+                    <a:prstGeom prst="rect"/>
+                  </pic:spPr>
+                </pic:pic>
+              </a:graphicData>
+            </a:graphic>
+          </wp:inline>
+        </w:drawing>
+      </w:r>
+    </w:p>
+    <w:p>
+      <w:r>
+        <w:rPr>
+          <w:b/>
+          <w:i w:val="0"/>
+        </w:rPr>
+        <w:t>Architecture plate A.</w:t>
+      </w:r>
+      <w:r>
+        <w:t xml:space="preserve"> A shared five-slice stem uses a 5×3×3 convolution and modality-identity FiLM, followed by a four-scale encoder with widths 24/48/96/160. Independent fusion blocks combine available modality features at each scale; fused features feed the decoder skips and a bottleneck with two factorized large-kernel residual blocks. Bilinear decoder stages predict overlapping WT/TC/ET outputs. The fusion detail separates weighted mean/dispersion from the availability-only maximum. Training uses an EMA complete-input teacher and two auxiliary heads; these are absent from the prediction path. Anatomical symbols are schematic, and displayed spatial sizes describe the training crop. </w:t>
+      </w:r>
+      <w:hyperlink r:id="rId17">
+        <w:r>
+          <w:rPr>
+            <w:color w:val="176B87"/>
+          </w:rPr>
+          <w:t>Full equations, implementation map and publication exports</w:t>
+        </w:r>
+      </w:hyperlink>
+      <w:r>
+        <w:t>.</w:t>
+      </w:r>
+    </w:p>
+    <w:p>
+      <w:r>
+        <w:t>At each scale, an MLP with a 32-unit hidden layer forms one modality logit from globally pooled features, seven quality proxies and a 16-value learned modality embedding. Masked softmax normalizes weights over available sequences. Fusion concatenates weighted mean, square-root weighted variance (epsilon 10^-6) and available-feature maximum, followed by 1×1 convolution, GroupNorm and GELU. The maximum is not quality weighted. Proxies are computed on preprocessed volumes before augmentation; their robust scaler is fitted across training groups using within-group medians. The no-quality control omits the descriptor from the gate, while the shuffled control assigns descriptors from different training groups during fitting.</w:t>
+      </w:r>
+    </w:p>
+    <w:p>
+      <w:r>
+        <w:t>Training combines 0.6 soft Dice and 0.4 BCE, plus boundary (0.10), nesting (0.05), consistency (0.20) and auxiliary losses. Auxiliary segmentation weights are 0.50 at 48×48 and 0.25 at 96×96. The EMA teacher receives the corresponding complete-input window; consistency activates at epoch 18/120 and uses squared probability error where teacher confidence is at least 0.90. Evaluation uses the selected student checkpoint, reconstructs native-volume probabilities, enforces ET subset TC subset WT and thresholds at 0.5. Quality proxies and gate weights are not validated clinical quality or uncertainty estimates.</w:t>
+      </w:r>
+    </w:p>
+    <w:p>
+      <w:r>
         <w:t xml:space="preserve">The main matrix comprises QMMF, no quality, shuffled quality, matched moment fusion, no variance, no max, no consistency, a HeMIS-style 2.5D model and a U-Net 2.5D model. The last two are local comparator implementations; the U-Net naming acknowledges the encoder-decoder family introduced by </w:t>
       </w:r>
-      <w:hyperlink r:id="rId16">
+      <w:hyperlink r:id="rId18">
         <w:r>
           <w:rPr>
             <w:color w:val="176B87"/>
@@ -542,6 +629,11 @@
     <w:p>
       <w:r>
         <w:t>All nine variants completed all three scheduled fits. QMMF achieved full-modality outer group Dice of 0.8052 +/- 0.0028, compared with 0.8106 +/- 0.0042 for no quality. The adjusted same-family no-quality comparisons did not establish a QMMF advantage. The matched moment-fusion control had a better mean worst-subset result under the declared paired adjustment. Every variant remains in the comparison, including controls with higher scores.</w:t>
+      </w:r>
+    </w:p>
+    <w:p>
+      <w:r>
+        <w:t>The adjusted main contrasts for no quality, no variance and no max all included zero. QMMF exceeded shuffled quality on worst-subset Dice by 0.0161 with adjusted interval [0.0009, 0.0326]; their full and mean-subset contrasts were uncertain. This supports a worse outcome with mismatched training descriptors, without demonstrating benefit over descriptor omission. QMMF-minus-matched-moment worst-subset Dice was -0.0184 with adjusted interval [-0.0335, -0.0035]. Removing consistency reduced mean-subset Dice by 0.0050, with QMMF-minus-control adjusted interval [0.0015, 0.0102]; its full and worst-subset comparisons were uncertain. The capacity-matched moment model has 1,227,977 parameters, approximately 0.53% above QMMF's 1,221,465, and retains the same-family auxiliary objective. These results answer component questions without turning uncertain contrasts into equivalence claims.</w:t>
       </w:r>
     </w:p>
     <w:tbl>
@@ -1343,7 +1435,7 @@
         <w:drawing>
           <wp:inline xmlns:a="http://schemas.openxmlformats.org/drawingml/2006/main" xmlns:pic="http://schemas.openxmlformats.org/drawingml/2006/picture">
             <wp:extent cx="6080760" cy="3064703"/>
-            <wp:docPr id="2" name="Picture 2"/>
+            <wp:docPr id="3" name="Picture 3"/>
             <wp:cNvGraphicFramePr>
               <a:graphicFrameLocks noChangeAspect="1"/>
             </wp:cNvGraphicFramePr>
@@ -1355,7 +1447,7 @@
                     <pic:cNvPicPr/>
                   </pic:nvPicPr>
                   <pic:blipFill>
-                    <a:blip r:embed="rId17"/>
+                    <a:blip r:embed="rId19"/>
                     <a:stretch>
                       <a:fillRect/>
                     </a:stretch>
@@ -1801,7 +1893,7 @@
         <w:drawing>
           <wp:inline xmlns:a="http://schemas.openxmlformats.org/drawingml/2006/main" xmlns:pic="http://schemas.openxmlformats.org/drawingml/2006/picture">
             <wp:extent cx="6080760" cy="2675534"/>
-            <wp:docPr id="3" name="Picture 3"/>
+            <wp:docPr id="4" name="Picture 4"/>
             <wp:cNvGraphicFramePr>
               <a:graphicFrameLocks noChangeAspect="1"/>
             </wp:cNvGraphicFramePr>
@@ -1813,7 +1905,7 @@
                     <pic:cNvPicPr/>
                   </pic:nvPicPr>
                   <pic:blipFill>
-                    <a:blip r:embed="rId18"/>
+                    <a:blip r:embed="rId20"/>
                     <a:stretch>
                       <a:fillRect/>
                     </a:stretch>
@@ -2649,7 +2741,7 @@
         <w:drawing>
           <wp:inline xmlns:a="http://schemas.openxmlformats.org/drawingml/2006/main" xmlns:pic="http://schemas.openxmlformats.org/drawingml/2006/picture">
             <wp:extent cx="6080760" cy="2823210"/>
-            <wp:docPr id="4" name="Picture 4"/>
+            <wp:docPr id="5" name="Picture 5"/>
             <wp:cNvGraphicFramePr>
               <a:graphicFrameLocks noChangeAspect="1"/>
             </wp:cNvGraphicFramePr>
@@ -2661,7 +2753,7 @@
                     <pic:cNvPicPr/>
                   </pic:nvPicPr>
                   <pic:blipFill>
-                    <a:blip r:embed="rId19"/>
+                    <a:blip r:embed="rId21"/>
                     <a:stretch>
                       <a:fillRect/>
                     </a:stretch>
@@ -2690,7 +2782,7 @@
         <w:drawing>
           <wp:inline xmlns:a="http://schemas.openxmlformats.org/drawingml/2006/main" xmlns:pic="http://schemas.openxmlformats.org/drawingml/2006/picture">
             <wp:extent cx="6080760" cy="3040380"/>
-            <wp:docPr id="5" name="Picture 5"/>
+            <wp:docPr id="6" name="Picture 6"/>
             <wp:cNvGraphicFramePr>
               <a:graphicFrameLocks noChangeAspect="1"/>
             </wp:cNvGraphicFramePr>
@@ -2702,7 +2794,7 @@
                     <pic:cNvPicPr/>
                   </pic:nvPicPr>
                   <pic:blipFill>
-                    <a:blip r:embed="rId20"/>
+                    <a:blip r:embed="rId22"/>
                     <a:stretch>
                       <a:fillRect/>
                     </a:stretch>
@@ -2739,7 +2831,7 @@
         <w:drawing>
           <wp:inline xmlns:a="http://schemas.openxmlformats.org/drawingml/2006/main" xmlns:pic="http://schemas.openxmlformats.org/drawingml/2006/picture">
             <wp:extent cx="6080760" cy="2626888"/>
-            <wp:docPr id="6" name="Picture 6"/>
+            <wp:docPr id="7" name="Picture 7"/>
             <wp:cNvGraphicFramePr>
               <a:graphicFrameLocks noChangeAspect="1"/>
             </wp:cNvGraphicFramePr>
@@ -2751,7 +2843,7 @@
                     <pic:cNvPicPr/>
                   </pic:nvPicPr>
                   <pic:blipFill>
-                    <a:blip r:embed="rId21"/>
+                    <a:blip r:embed="rId23"/>
                     <a:stretch>
                       <a:fillRect/>
                     </a:stretch>
@@ -2823,7 +2915,7 @@
       <w:r>
         <w:t xml:space="preserve">The private GitHub repository contains the two research notebooks, the supporting visualization notebook, executed figure outputs, plotted-data CSVs, result tables and exact Kaggle version/source records. Full data and checkpoints remain accessible through their documented Kaggle sources. The original v1.0.0 experiment release is preserved, and the writing package is a subsequent version. Figure 19 and its source montage retain </w:t>
       </w:r>
-      <w:hyperlink r:id="rId22">
+      <w:hyperlink r:id="rId24">
         <w:r>
           <w:rPr>
             <w:color w:val="176B87"/>
@@ -2839,7 +2931,7 @@
       <w:r>
         <w:t xml:space="preserve">Authors must supply their identities, affiliations, contributions, funding/conflicts, source-code licensing decision and institutional determination for secondary-data use. No ethics approval, consent status, exemption or submission acceptance is inferred from the supplied notebooks. The </w:t>
       </w:r>
-      <w:hyperlink r:id="rId23">
+      <w:hyperlink r:id="rId25">
         <w:r>
           <w:rPr>
             <w:color w:val="176B87"/>

--- a/docs/docx/MANUSCRIPT_DRAFT.docx
+++ b/docs/docx/MANUSCRIPT_DRAFT.docx
@@ -2913,7 +2913,7 @@
     </w:p>
     <w:p>
       <w:r>
-        <w:t xml:space="preserve">The private GitHub repository contains the two research notebooks, the supporting visualization notebook, executed figure outputs, plotted-data CSVs, result tables and exact Kaggle version/source records. Full data and checkpoints remain accessible through their documented Kaggle sources. The original v1.0.0 experiment release is preserved, and the writing package is a subsequent version. Figure 19 and its source montage retain </w:t>
+        <w:t xml:space="preserve">The public GitHub repository contains the two research notebooks, the supporting visualization notebook, executed figure outputs, plotted-data CSVs, result tables and exact Kaggle version/source records. Full data and checkpoints remain accessible through their documented Kaggle sources. The original v1.0.0 experiment release is preserved, and the writing package is a subsequent version. Figure 19 and its source montage retain </w:t>
       </w:r>
       <w:hyperlink r:id="rId24">
         <w:r>
